--- a/Articles/2026/4_Blender_Tips_and_Tricks/3_Straightening_Edge_loops/3 Straightening Edge loops.docx
+++ b/Articles/2026/4_Blender_Tips_and_Tricks/3_Straightening_Edge_loops/3 Straightening Edge loops.docx
@@ -21,10 +21,10 @@
           <w:noProof/>
         </w:rPr>
         <w:drawing>
-          <wp:inline distT="0" distB="0" distL="0" distR="0" wp14:anchorId="051E18A0" wp14:editId="6423A143">
-            <wp:extent cx="5943600" cy="3571240"/>
-            <wp:effectExtent l="0" t="0" r="0" b="0"/>
-            <wp:docPr id="771086772" name="Picture 1"/>
+          <wp:inline distT="0" distB="0" distL="0" distR="0" wp14:anchorId="00AE8600" wp14:editId="425755A3">
+            <wp:extent cx="2571750" cy="2295525"/>
+            <wp:effectExtent l="76200" t="76200" r="133350" b="142875"/>
+            <wp:docPr id="1395545455" name="Picture 1"/>
             <wp:cNvGraphicFramePr>
               <a:graphicFrameLocks xmlns:a="http://schemas.openxmlformats.org/drawingml/2006/main" noChangeAspect="1"/>
             </wp:cNvGraphicFramePr>
@@ -32,11 +32,125 @@
               <a:graphicData uri="http://schemas.openxmlformats.org/drawingml/2006/picture">
                 <pic:pic xmlns:pic="http://schemas.openxmlformats.org/drawingml/2006/picture">
                   <pic:nvPicPr>
-                    <pic:cNvPr id="771086772" name=""/>
+                    <pic:cNvPr id="0" name="Picture 1"/>
+                    <pic:cNvPicPr>
+                      <a:picLocks noChangeAspect="1" noChangeArrowheads="1"/>
+                    </pic:cNvPicPr>
+                  </pic:nvPicPr>
+                  <pic:blipFill>
+                    <a:blip r:embed="rId5">
+                      <a:extLst>
+                        <a:ext uri="{28A0092B-C50C-407E-A947-70E740481C1C}">
+                          <a14:useLocalDpi xmlns:a14="http://schemas.microsoft.com/office/drawing/2010/main" val="0"/>
+                        </a:ext>
+                      </a:extLst>
+                    </a:blip>
+                    <a:srcRect/>
+                    <a:stretch>
+                      <a:fillRect/>
+                    </a:stretch>
+                  </pic:blipFill>
+                  <pic:spPr bwMode="auto">
+                    <a:xfrm>
+                      <a:off x="0" y="0"/>
+                      <a:ext cx="2571750" cy="2295525"/>
+                    </a:xfrm>
+                    <a:prstGeom prst="rect">
+                      <a:avLst/>
+                    </a:prstGeom>
+                    <a:ln w="38100" cap="sq">
+                      <a:solidFill>
+                        <a:srgbClr val="000000"/>
+                      </a:solidFill>
+                      <a:prstDash val="solid"/>
+                      <a:miter lim="800000"/>
+                    </a:ln>
+                    <a:effectLst>
+                      <a:outerShdw blurRad="50800" dist="38100" dir="2700000" algn="tl" rotWithShape="0">
+                        <a:srgbClr val="000000">
+                          <a:alpha val="43000"/>
+                        </a:srgbClr>
+                      </a:outerShdw>
+                    </a:effectLst>
+                  </pic:spPr>
+                </pic:pic>
+              </a:graphicData>
+            </a:graphic>
+          </wp:inline>
+        </w:drawing>
+      </w:r>
+    </w:p>
+    <w:p>
+      <w:r>
+        <w:t xml:space="preserve">Select the edge loop or faces that need straightening. Press </w:t>
+      </w:r>
+      <w:r>
+        <w:rPr>
+          <w:b/>
+          <w:bCs/>
+        </w:rPr>
+        <w:t>S</w:t>
+      </w:r>
+      <w:r>
+        <w:t xml:space="preserve"> to Scale, then press </w:t>
+      </w:r>
+      <w:r>
+        <w:rPr>
+          <w:b/>
+          <w:bCs/>
+        </w:rPr>
+        <w:t>X, Y,</w:t>
+      </w:r>
+      <w:r>
+        <w:t xml:space="preserve"> or </w:t>
+      </w:r>
+      <w:r>
+        <w:rPr>
+          <w:b/>
+          <w:bCs/>
+        </w:rPr>
+        <w:t>Z</w:t>
+      </w:r>
+      <w:r>
+        <w:t xml:space="preserve"> depending on the direction you want to straighten. I used </w:t>
+      </w:r>
+      <w:r>
+        <w:rPr>
+          <w:b/>
+          <w:bCs/>
+        </w:rPr>
+        <w:t>X</w:t>
+      </w:r>
+      <w:r>
+        <w:rPr>
+          <w:b/>
+          <w:bCs/>
+        </w:rPr>
+        <w:t xml:space="preserve"> </w:t>
+      </w:r>
+      <w:r>
+        <w:t>for this example because of the direction I wanted to align. Finally, press 0 and then Enter to flatten the selection into a straight line. This technique works on faces as well as edge loops.</w:t>
+      </w:r>
+    </w:p>
+    <w:p>
+      <w:r>
+        <w:drawing>
+          <wp:inline distT="0" distB="0" distL="0" distR="0" wp14:anchorId="2B7D2B6E" wp14:editId="7BF7D866">
+            <wp:extent cx="5943600" cy="3430270"/>
+            <wp:effectExtent l="0" t="0" r="0" b="0"/>
+            <wp:docPr id="1752184124" name="Picture 1"/>
+            <wp:cNvGraphicFramePr>
+              <a:graphicFrameLocks xmlns:a="http://schemas.openxmlformats.org/drawingml/2006/main" noChangeAspect="1"/>
+            </wp:cNvGraphicFramePr>
+            <a:graphic xmlns:a="http://schemas.openxmlformats.org/drawingml/2006/main">
+              <a:graphicData uri="http://schemas.openxmlformats.org/drawingml/2006/picture">
+                <pic:pic xmlns:pic="http://schemas.openxmlformats.org/drawingml/2006/picture">
+                  <pic:nvPicPr>
+                    <pic:cNvPr id="1752184124" name=""/>
                     <pic:cNvPicPr/>
                   </pic:nvPicPr>
                   <pic:blipFill>
-                    <a:blip r:embed="rId5"/>
+                    <a:blip r:embed="rId6"/>
                     <a:stretch>
                       <a:fillRect/>
                     </a:stretch>
@@ -44,7 +158,7 @@
                   <pic:spPr>
                     <a:xfrm>
                       <a:off x="0" y="0"/>
-                      <a:ext cx="5943600" cy="3571240"/>
+                      <a:ext cx="5943600" cy="3430270"/>
                     </a:xfrm>
                     <a:prstGeom prst="rect">
                       <a:avLst/>
@@ -59,59 +173,10 @@
     </w:p>
     <w:p/>
     <w:p/>
-    <w:p>
-      <w:r>
-        <w:t>Select an edge loop that needs straightening. Hit S a string will appear then hit either the letter X or Y on the keyboard I actually straightened mine by using Y. But it will depend on what needs straightening.</w:t>
-      </w:r>
-    </w:p>
-    <w:p/>
-    <w:p>
-      <w:r>
-        <w:rPr>
-          <w:noProof/>
-        </w:rPr>
-        <w:drawing>
-          <wp:inline distT="0" distB="0" distL="0" distR="0" wp14:anchorId="51F7D8B6" wp14:editId="2C41ACA3">
-            <wp:extent cx="5943600" cy="2353945"/>
-            <wp:effectExtent l="0" t="0" r="0" b="8255"/>
-            <wp:docPr id="1551079521" name="Picture 1"/>
-            <wp:cNvGraphicFramePr>
-              <a:graphicFrameLocks xmlns:a="http://schemas.openxmlformats.org/drawingml/2006/main" noChangeAspect="1"/>
-            </wp:cNvGraphicFramePr>
-            <a:graphic xmlns:a="http://schemas.openxmlformats.org/drawingml/2006/main">
-              <a:graphicData uri="http://schemas.openxmlformats.org/drawingml/2006/picture">
-                <pic:pic xmlns:pic="http://schemas.openxmlformats.org/drawingml/2006/picture">
-                  <pic:nvPicPr>
-                    <pic:cNvPr id="1551079521" name=""/>
-                    <pic:cNvPicPr/>
-                  </pic:nvPicPr>
-                  <pic:blipFill>
-                    <a:blip r:embed="rId6"/>
-                    <a:stretch>
-                      <a:fillRect/>
-                    </a:stretch>
-                  </pic:blipFill>
-                  <pic:spPr>
-                    <a:xfrm>
-                      <a:off x="0" y="0"/>
-                      <a:ext cx="5943600" cy="2353945"/>
-                    </a:xfrm>
-                    <a:prstGeom prst="rect">
-                      <a:avLst/>
-                    </a:prstGeom>
-                  </pic:spPr>
-                </pic:pic>
-              </a:graphicData>
-            </a:graphic>
-          </wp:inline>
-        </w:drawing>
-      </w:r>
-    </w:p>
-    <w:p/>
     <w:p/>
     <w:sectPr>
       <w:pgSz w:w="12240" w:h="15840"/>
-      <w:pgMar w:top="630" w:right="1440" w:bottom="1440" w:left="1440" w:header="720" w:footer="720" w:gutter="0"/>
+      <w:pgMar w:top="450" w:right="1440" w:bottom="1080" w:left="1440" w:header="720" w:footer="720" w:gutter="0"/>
       <w:cols w:space="720"/>
       <w:docGrid w:linePitch="360"/>
     </w:sectPr>
@@ -2274,6 +2339,19 @@
       <w:szCs w:val="16"/>
     </w:rPr>
   </w:style>
+  <w:style w:type="character" w:styleId="HTMLCode">
+    <w:name w:val="HTML Code"/>
+    <w:basedOn w:val="DefaultParagraphFont"/>
+    <w:uiPriority w:val="99"/>
+    <w:semiHidden/>
+    <w:unhideWhenUsed/>
+    <w:rsid w:val="000D683C"/>
+    <w:rPr>
+      <w:rFonts w:ascii="Courier New" w:eastAsia="Times New Roman" w:hAnsi="Courier New" w:cs="Courier New"/>
+      <w:sz w:val="20"/>
+      <w:szCs w:val="20"/>
+    </w:rPr>
+  </w:style>
 </w:styles>
 </file>
 
